--- a/Progres-Fatimah/Jurnal Submit/submit/JRDNM/Sofia Februanti/Main Manuscript.docx
+++ b/Progres-Fatimah/Jurnal Submit/submit/JRDNM/Sofia Februanti/Main Manuscript.docx
@@ -1553,25 +1553,68 @@
         </w:rPr>
         <w:t>25. Tosto V, Ceccobelli M, Lucarini E, et al. Maternity blues: A narrative review. Journal of Personalized Medicine. 2023;13(1):1-14. doi:10.3390/jpm13010154</w:t>
       </w:r>
-    </w:p>
-    <w:p>
-      <w:pPr>
-        <w:jc w:val="both"/>
-        <w:rPr>
-          <w:color w:val="000000" w:themeColor="text1"/>
-        </w:rPr>
-      </w:pPr>
       <w:r>
         <w:rPr>
           <w:color w:val="000000" w:themeColor="text1"/>
         </w:rPr>
-        <w:t>26. Çerçer Z, Nazik E. The effects of the breastfeeding problems management model on breastfeeding problems, breastfeeding motivation and breastfeeding success: A randomized controlled trial. Journal of Pediatric Nursing. 2023;73:e116-e124. doi:10.1016/j.pedn.2023.07.021</w:t>
+        <w:t xml:space="preserve"> </w:t>
       </w:r>
     </w:p>
     <w:p>
       <w:pPr>
+        <w:jc w:val="both"/>
+        <w:rPr>
+          <w:color w:val="000000" w:themeColor="text1"/>
+        </w:rPr>
+      </w:pPr>
+      <w:r>
+        <w:rPr>
+          <w:color w:val="000000" w:themeColor="text1"/>
+        </w:rPr>
+        <w:t xml:space="preserve">26. Çerçer Z, Nazik E. The effects of the breastfeeding problems management model on breastfeeding problems, breastfeeding motivation and breastfeeding success: A randomized controlled trial. Journal of Pediatric Nursing. 2023;73:e116-e124. </w:t>
+      </w:r>
+      <w:proofErr w:type="gramStart"/>
+      <w:r>
+        <w:rPr>
+          <w:color w:val="000000" w:themeColor="text1"/>
+        </w:rPr>
+        <w:t>doi:10.1016/j.pedn</w:t>
+      </w:r>
+      <w:proofErr w:type="gramEnd"/>
+      <w:r>
+        <w:rPr>
+          <w:color w:val="000000" w:themeColor="text1"/>
+        </w:rPr>
+        <w:t>.2023.07.021</w:t>
+      </w:r>
+      <w:r>
+        <w:rPr>
+          <w:color w:val="000000" w:themeColor="text1"/>
+        </w:rPr>
+        <w:t xml:space="preserve">  </w:t>
+      </w:r>
+    </w:p>
+    <w:p>
+      <w:pPr>
         <w:pStyle w:val="Heading1"/>
         <w:rPr>
+          <w:rFonts w:ascii="Times New Roman" w:eastAsia="Times New Roman" w:hAnsi="Times New Roman"/>
+          <w:color w:val="000000" w:themeColor="text1"/>
+        </w:rPr>
+        <w:sectPr>
+          <w:footerReference w:type="default" r:id="rId8"/>
+          <w:pgSz w:w="12240" w:h="15840"/>
+          <w:pgMar w:top="1440" w:right="1440" w:bottom="1440" w:left="1440" w:header="720" w:footer="720" w:gutter="0"/>
+          <w:lnNumType w:countBy="1" w:start="1" w:distance="360"/>
+          <w:cols w:space="720"/>
+          <w:docGrid w:linePitch="360"/>
+        </w:sectPr>
+      </w:pPr>
+    </w:p>
+    <w:p>
+      <w:pPr>
+        <w:pStyle w:val="Heading1"/>
+        <w:rPr>
           <w:color w:val="000000" w:themeColor="text1"/>
         </w:rPr>
       </w:pPr>
@@ -1580,6 +1623,7 @@
           <w:rFonts w:ascii="Times New Roman" w:eastAsia="Times New Roman" w:hAnsi="Times New Roman"/>
           <w:color w:val="000000" w:themeColor="text1"/>
         </w:rPr>
+        <w:lastRenderedPageBreak/>
         <w:t>Tables</w:t>
       </w:r>
     </w:p>
@@ -1632,7 +1676,6 @@
                 <w:color w:val="000000" w:themeColor="text1"/>
                 <w:sz w:val="20"/>
               </w:rPr>
-              <w:lastRenderedPageBreak/>
               <w:t>Participant</w:t>
             </w:r>
           </w:p>
@@ -2299,6 +2342,7 @@
     </w:tbl>
     <w:p>
       <w:pPr>
+        <w:spacing w:before="240"/>
         <w:jc w:val="both"/>
         <w:rPr>
           <w:color w:val="000000" w:themeColor="text1"/>
@@ -3228,6 +3272,7 @@
                 <w:color w:val="000000" w:themeColor="text1"/>
                 <w:sz w:val="20"/>
               </w:rPr>
+              <w:lastRenderedPageBreak/>
               <w:t>P7</w:t>
             </w:r>
           </w:p>
@@ -3336,13 +3381,13 @@
     </w:tbl>
     <w:p>
       <w:pPr>
+        <w:spacing w:before="240"/>
         <w:rPr>
           <w:color w:val="000000" w:themeColor="text1"/>
         </w:rPr>
       </w:pPr>
     </w:p>
     <w:sectPr>
-      <w:footerReference w:type="default" r:id="rId8"/>
       <w:pgSz w:w="12240" w:h="15840"/>
       <w:pgMar w:top="1440" w:right="1440" w:bottom="1440" w:left="1440" w:header="720" w:footer="720" w:gutter="0"/>
       <w:lnNumType w:countBy="1" w:start="1" w:distance="360"/>

--- a/Progres-Fatimah/Jurnal Submit/submit/JRDNM/Sofia Februanti/Main Manuscript.docx
+++ b/Progres-Fatimah/Jurnal Submit/submit/JRDNM/Sofia Februanti/Main Manuscript.docx
@@ -230,7 +230,19 @@
         <w:rPr>
           <w:color w:val="000000" w:themeColor="text1"/>
         </w:rPr>
-        <w:t>This qualitative study used a phenomenological approach to explore the meaning of mothers' experiences of relactation (14,15). The study focused on mothers who had interrupted breastfeeding and then attempted to breastfeed their infants again.</w:t>
+        <w:t xml:space="preserve">This qualitative study used a phenomenological approach to explore the meaning of mothers' experiences of relactation (14,15). </w:t>
+      </w:r>
+      <w:r>
+        <w:rPr>
+          <w:color w:val="000000" w:themeColor="text1"/>
+        </w:rPr>
+        <w:t>A phenomenological approach was considered appropriate because the study aimed to understand the meaning of relactation from the perspective of mothers who had stopped breastfeeding and attempted to resume breastfeeding</w:t>
+      </w:r>
+      <w:r>
+        <w:rPr>
+          <w:color w:val="000000" w:themeColor="text1"/>
+        </w:rPr>
+        <w:t>.</w:t>
       </w:r>
     </w:p>
     <w:p>
@@ -259,7 +271,13 @@
         <w:rPr>
           <w:color w:val="000000" w:themeColor="text1"/>
         </w:rPr>
-        <w:t>Participants were recruited purposively from the working areas of community health centers in Tasikmalaya, Indonesia, with assistance from community health-center staff and Posyandu cadres. The inclusion criteria were mothers with infants aged 0-2 years, mothers who had stopped breastfeeding, mothers who had attempted relactation for 1-2 weeks, willingness to participate, and residence in the study area. Seven mothers participated in the study.</w:t>
+        <w:t>Participants were recruited using purposive sampling from the working areas of community health centers in Tasikmalaya, Indonesia. The inclusion criteria were mothers who had infants aged 0–2 years, had stopped breastfeeding, had attempted relactation for 1–2 weeks, were able to communicate their experiences, and were willing to participate in the study. Mothers who were unwilling to be interviewed or unable to provide informed consent were excluded. Seven mothers participated in this study. The participant recruitment process was assisted by community health center staff and Posyandu cadres, who helped identify mothers who met the inclusion criteria. Recruitment continued until the interviews provided rich descriptions relevant to the study aim and no substantially new themes emerged from the data</w:t>
+      </w:r>
+      <w:r>
+        <w:rPr>
+          <w:color w:val="000000" w:themeColor="text1"/>
+        </w:rPr>
+        <w:t>.</w:t>
       </w:r>
     </w:p>
     <w:p>
@@ -303,6 +321,7 @@
           <w:rFonts w:ascii="Times New Roman" w:eastAsia="Times New Roman" w:hAnsi="Times New Roman"/>
           <w:color w:val="000000" w:themeColor="text1"/>
         </w:rPr>
+        <w:lastRenderedPageBreak/>
         <w:t>Ethical considerations</w:t>
       </w:r>
     </w:p>
@@ -332,7 +351,6 @@
           <w:rFonts w:ascii="Times New Roman" w:eastAsia="Times New Roman" w:hAnsi="Times New Roman"/>
           <w:color w:val="000000" w:themeColor="text1"/>
         </w:rPr>
-        <w:lastRenderedPageBreak/>
         <w:t>Data analysis</w:t>
       </w:r>
     </w:p>
@@ -419,6 +437,7 @@
         <w:rPr>
           <w:color w:val="000000" w:themeColor="text1"/>
         </w:rPr>
+        <w:lastRenderedPageBreak/>
         <w:t>One participant stated, "I know that exclusive breastfeeding is good for babies. When I had my first child, I gave exclusive breastfeeding because my mother always told me to breastfeed" (P2). Another mother connected breastfeeding with child health: "My first child rarely gets sick" (P3). Other participants explained that breast milk was the best nutrition for babies and should ideally continue for two years (P6, P7).</w:t>
       </w:r>
     </w:p>
@@ -434,7 +453,6 @@
           <w:rFonts w:ascii="Times New Roman" w:eastAsia="Times New Roman" w:hAnsi="Times New Roman"/>
           <w:color w:val="000000" w:themeColor="text1"/>
         </w:rPr>
-        <w:lastRenderedPageBreak/>
         <w:t>Reasons for not breastfeeding or stopping breastfeeding</w:t>
       </w:r>
     </w:p>
@@ -521,6 +539,7 @@
           <w:rFonts w:ascii="Times New Roman" w:eastAsia="Times New Roman" w:hAnsi="Times New Roman"/>
           <w:color w:val="000000" w:themeColor="text1"/>
         </w:rPr>
+        <w:lastRenderedPageBreak/>
         <w:t>Emotional experiences during relactation</w:t>
       </w:r>
     </w:p>
@@ -549,7 +568,6 @@
         <w:rPr>
           <w:color w:val="000000" w:themeColor="text1"/>
         </w:rPr>
-        <w:lastRenderedPageBreak/>
         <w:t>Despite these difficulties, mothers also experienced hope and happiness when breastfeeding resumed. One participant said she felt very happy when she could breastfeed again after seven months without breastfeeding (P5).</w:t>
       </w:r>
     </w:p>
@@ -636,6 +654,7 @@
         <w:rPr>
           <w:color w:val="000000" w:themeColor="text1"/>
         </w:rPr>
+        <w:lastRenderedPageBreak/>
         <w:t>Another participant emphasized that the mother needed patience when the baby cried loudly (P4). Family members also sometimes became impatient and suggested formula milk again, although they later continued to support relactation (P7).</w:t>
       </w:r>
     </w:p>
@@ -665,14 +684,7 @@
         <w:rPr>
           <w:color w:val="000000" w:themeColor="text1"/>
         </w:rPr>
-        <w:t xml:space="preserve">Successful strategies included strong maternal commitment, frequent breastfeeding or breast stimulation, expressing breast milk at work, maintaining food and fluid intake, resting, and </w:t>
-      </w:r>
-      <w:r>
-        <w:rPr>
-          <w:color w:val="000000" w:themeColor="text1"/>
-        </w:rPr>
-        <w:lastRenderedPageBreak/>
-        <w:t>managing stress. One participant said, "I am committed to breastfeeding again, so that is what I am trying to do" (P2).</w:t>
+        <w:t>Successful strategies included strong maternal commitment, frequent breastfeeding or breast stimulation, expressing breast milk at work, maintaining food and fluid intake, resting, and managing stress. One participant said, "I am committed to breastfeeding again, so that is what I am trying to do" (P2).</w:t>
       </w:r>
     </w:p>
     <w:p>
@@ -729,7 +741,14 @@
         <w:rPr>
           <w:color w:val="000000" w:themeColor="text1"/>
         </w:rPr>
-        <w:t>Mothers in this study understood breast milk as important for infant nutrition, immunity, and growth. This finding is consistent with previous evidence that breastfeeding supports infant health and may contribute to the prevention of malnutrition and stunting (18-21). However, knowledge alone was not sufficient to maintain breastfeeding when mothers faced cesarean section, prematurity, separation from hospitalized infants, work demands, or emotional distress. These findings are consistent with studies showing that breastfeeding problems are influenced by mode of delivery, postpartum pain, fatigue, stress, and the practical demands faced by working mothers (22,26).</w:t>
+        <w:t xml:space="preserve">Mothers in this study understood breast milk as important for infant nutrition, immunity, and growth. This finding is consistent with previous evidence that breastfeeding supports infant health and may contribute to the prevention of malnutrition and stunting (18-21). However, knowledge alone was not sufficient to maintain breastfeeding when mothers faced cesarean section, prematurity, separation from hospitalized infants, work demands, or emotional distress. These findings are consistent with studies showing that breastfeeding problems are influenced by </w:t>
+      </w:r>
+      <w:r>
+        <w:rPr>
+          <w:color w:val="000000" w:themeColor="text1"/>
+        </w:rPr>
+        <w:lastRenderedPageBreak/>
+        <w:t>mode of delivery, postpartum pain, fatigue, stress, and the practical demands faced by working mothers (22,26).</w:t>
       </w:r>
     </w:p>
     <w:p>
@@ -743,14 +762,7 @@
         <w:rPr>
           <w:color w:val="000000" w:themeColor="text1"/>
         </w:rPr>
-        <w:t xml:space="preserve">The emotional experience of relactation was prominent. Participants described anxiety, stress, sadness, and frustration, particularly when infants refused to breastfeed or cried during attempts. Postpartum mood changes may reduce breastfeeding confidence and willingness to continue breastfeeding (25). Therefore, mothers who attempt relactation need emotional support as well as </w:t>
-      </w:r>
-      <w:r>
-        <w:rPr>
-          <w:color w:val="000000" w:themeColor="text1"/>
-        </w:rPr>
-        <w:lastRenderedPageBreak/>
-        <w:t>technical guidance. Encouragement from husbands, parents, cadres, nurses, and other health workers helped participants continue despite early difficulties.</w:t>
+        <w:t>The emotional experience of relactation was prominent. Participants described anxiety, stress, sadness, and frustration, particularly when infants refused to breastfeed or cried during attempts. Postpartum mood changes may reduce breastfeeding confidence and willingness to continue breastfeeding (25). Therefore, mothers who attempt relactation need emotional support as well as technical guidance. Encouragement from husbands, parents, cadres, nurses, and other health workers helped participants continue despite early difficulties.</w:t>
       </w:r>
     </w:p>
     <w:p>
@@ -792,7 +804,14 @@
         <w:rPr>
           <w:color w:val="000000" w:themeColor="text1"/>
         </w:rPr>
-        <w:t>This study has limitations. The number of participants was small and all participants were recruited from the Tasikmalaya area, so the findings may not represent all mothers who experience relactation. The findings are based on mothers' self-reported experiences and may be influenced by recall and social desirability. Future studies could involve larger and more diverse settings and evaluate structured nursing or midwifery interventions to support relactation.</w:t>
+        <w:t xml:space="preserve">This study has limitations. The number of participants was small and all participants were recruited from the Tasikmalaya area, so the findings may not represent all mothers who experience relactation. The findings are based on mothers' self-reported experiences and may be </w:t>
+      </w:r>
+      <w:r>
+        <w:rPr>
+          <w:color w:val="000000" w:themeColor="text1"/>
+        </w:rPr>
+        <w:lastRenderedPageBreak/>
+        <w:t>influenced by recall and social desirability. Future studies could involve larger and more diverse settings and evaluate structured nursing or midwifery interventions to support relactation.</w:t>
       </w:r>
     </w:p>
     <w:p>
@@ -821,14 +840,7 @@
         <w:rPr>
           <w:color w:val="000000" w:themeColor="text1"/>
         </w:rPr>
-        <w:t xml:space="preserve">Mothers' experiences of relactation involved knowledge about breast milk, reasons for breastfeeding interruption, motivation to breastfeed again, emotional challenges, support systems, practical barriers, and strategies for success. Relactation required maternal commitment, patience, repeated breast stimulation, adequate rest and nutrition, and support from husbands, </w:t>
-      </w:r>
-      <w:r>
-        <w:rPr>
-          <w:color w:val="000000" w:themeColor="text1"/>
-        </w:rPr>
-        <w:lastRenderedPageBreak/>
-        <w:t>families, Posyandu cadres, nurses, and other health workers. Nursing and midwifery services should provide supportive, family-centered, and community-based assistance for mothers who wish to resume breastfeeding after interruption.</w:t>
+        <w:t>Mothers' experiences of relactation involved knowledge about breast milk, reasons for breastfeeding interruption, motivation to breastfeed again, emotional challenges, support systems, practical barriers, and strategies for success. Relactation required maternal commitment, patience, repeated breast stimulation, adequate rest and nutrition, and support from husbands, families, Posyandu cadres, nurses, and other health workers. Nursing and midwifery services should provide supportive, family-centered, and community-based assistance for mothers who wish to resume breastfeeding after interruption.</w:t>
       </w:r>
     </w:p>
     <w:p>
@@ -974,6 +986,7 @@
           <w:rFonts w:ascii="Times New Roman" w:eastAsia="Times New Roman" w:hAnsi="Times New Roman"/>
           <w:color w:val="000000" w:themeColor="text1"/>
         </w:rPr>
+        <w:lastRenderedPageBreak/>
         <w:t>Authors' contributions</w:t>
       </w:r>
     </w:p>
@@ -1046,14 +1059,7 @@
         <w:rPr>
           <w:color w:val="000000" w:themeColor="text1"/>
         </w:rPr>
-        <w:t xml:space="preserve">The data supporting the findings of this study are not publicly available due to participant privacy and confidentiality considerations. De-identified data may be made available from the </w:t>
-      </w:r>
-      <w:r>
-        <w:rPr>
-          <w:color w:val="000000" w:themeColor="text1"/>
-        </w:rPr>
-        <w:lastRenderedPageBreak/>
-        <w:t>corresponding author upon reasonable request and with approval from the relevant ethics committee.</w:t>
+        <w:t>The data supporting the findings of this study are not publicly available due to participant privacy and confidentiality considerations. De-identified data may be made available from the corresponding author upon reasonable request and with approval from the relevant ethics committee.</w:t>
       </w:r>
     </w:p>
     <w:p>
@@ -1155,6 +1161,7 @@
           <w:rFonts w:ascii="Times New Roman" w:eastAsia="Times New Roman" w:hAnsi="Times New Roman"/>
           <w:color w:val="000000" w:themeColor="text1"/>
         </w:rPr>
+        <w:lastRenderedPageBreak/>
         <w:t>What is new here?</w:t>
       </w:r>
     </w:p>
@@ -1240,7 +1247,6 @@
         <w:rPr>
           <w:color w:val="000000" w:themeColor="text1"/>
         </w:rPr>
-        <w:lastRenderedPageBreak/>
         <w:t>3. Ekholuenetale M, Okonji OC, Nzoputam CI, Barrow A. Inequalities in the prevalence of stunting, anemia and exclusive breastfeeding among African children. BMC Pediatrics. 2022;22(333):1-14. doi:10.1186/s12887-022-03395-y</w:t>
       </w:r>
     </w:p>
@@ -1297,6 +1303,7 @@
         <w:rPr>
           <w:color w:val="000000" w:themeColor="text1"/>
         </w:rPr>
+        <w:lastRenderedPageBreak/>
         <w:t>7. Kesmas Kemkes. Mari dukung ibu untuk menyusui. Kemenkes RI, Direktorat Jenderal Kesehatan Masyarakat. Published 2022 [cited 2023 Apr 5]. Available from: https://kesmas.kemkes.go.id/konten/133/0/mari-dukung-ibu-untuk-menyusui</w:t>
       </w:r>
     </w:p>
@@ -1353,7 +1360,6 @@
         <w:rPr>
           <w:color w:val="000000" w:themeColor="text1"/>
         </w:rPr>
-        <w:lastRenderedPageBreak/>
         <w:t>11. Lawrence RA. Induced lactation and relactation (including nursing an adopted baby) and cross-nursing. In: Breastfeeding. 9th ed. 2022. pp. 628-645.</w:t>
       </w:r>
     </w:p>
@@ -1410,6 +1416,7 @@
         <w:rPr>
           <w:color w:val="000000" w:themeColor="text1"/>
         </w:rPr>
+        <w:lastRenderedPageBreak/>
         <w:t>15. Ekayanthi DWN, Suryani P. Edukasi gizi pada ibu hamil mencegah stunting pada kelas ibu hamil. Jurnal Kesehatan. 2019;10(3):312-319.</w:t>
       </w:r>
     </w:p>
@@ -1480,7 +1487,6 @@
         <w:rPr>
           <w:color w:val="000000" w:themeColor="text1"/>
         </w:rPr>
-        <w:lastRenderedPageBreak/>
         <w:t>20. Engler R, McGrath M, Kerac M. Training packages and patient management tools for healthcare staff working with small, nutritionally at-risk infants aged under 6 months: A mixed-methods study. Children. 2023;10(9). doi:10.3390/children10091496</w:t>
       </w:r>
     </w:p>
@@ -1523,6 +1529,7 @@
         <w:rPr>
           <w:color w:val="000000" w:themeColor="text1"/>
         </w:rPr>
+        <w:lastRenderedPageBreak/>
         <w:t>23. Ali HA, Abbas FF, Younis NM. Mothers' knowledge and attitudes towards breastfeeding in Thi-Qar City, Iraq. Rawal Medical Journal. 2023;48(2):514-517. doi:10.5455/rmj.20230130035306</w:t>
       </w:r>
     </w:p>
@@ -1571,21 +1578,7 @@
         <w:rPr>
           <w:color w:val="000000" w:themeColor="text1"/>
         </w:rPr>
-        <w:t xml:space="preserve">26. Çerçer Z, Nazik E. The effects of the breastfeeding problems management model on breastfeeding problems, breastfeeding motivation and breastfeeding success: A randomized controlled trial. Journal of Pediatric Nursing. 2023;73:e116-e124. </w:t>
-      </w:r>
-      <w:proofErr w:type="gramStart"/>
-      <w:r>
-        <w:rPr>
-          <w:color w:val="000000" w:themeColor="text1"/>
-        </w:rPr>
-        <w:t>doi:10.1016/j.pedn</w:t>
-      </w:r>
-      <w:proofErr w:type="gramEnd"/>
-      <w:r>
-        <w:rPr>
-          <w:color w:val="000000" w:themeColor="text1"/>
-        </w:rPr>
-        <w:t>.2023.07.021</w:t>
+        <w:t>26. Çerçer Z, Nazik E. The effects of the breastfeeding problems management model on breastfeeding problems, breastfeeding motivation and breastfeeding success: A randomized controlled trial. Journal of Pediatric Nursing. 2023;73:e116-e124. doi:10.1016/j.pedn.2023.07.021</w:t>
       </w:r>
       <w:r>
         <w:rPr>
